--- a/public/documents/openai-2026-06-02/02_AI_Success_Engineer_US_Remote/Jonathan_Yu_AI_Success_Engineer_30_60_90_Plan.docx
+++ b/public/documents/openai-2026-06-02/02_AI_Success_Engineer_US_Remote/Jonathan_Yu_AI_Success_Engineer_30_60_90_Plan.docx
@@ -83,7 +83,7 @@
       <w:pPr/>
       <w:r>
         <w:rPr/>
-        <w:t xml:space="preserve">Customer adoption roadmaps, technical readiness, account health, KPI baselines, enablement, and expansion signals.</w:t>
+        <w:t xml:space="preserve">Customer adoption roadmaps, technical readiness, account health, KPI baselines, enablement, expansion signals, human-owned build process, workflow prototyping, and validated customer artifacts.</w:t>
       </w:r>
     </w:p>
     <w:p/>
@@ -326,6 +326,65 @@
         <w:t xml:space="preserve">I have built trust with the immediate team by being useful, precise, and willing to do the hands-on work.</w:t>
       </w:r>
     </w:p>
+    <w:p/>
+    <w:p>
+      <w:pPr>
+        <w:pStyle w:val="Heading1"/>
+      </w:pPr>
+      <w:r>
+        <w:rPr/>
+        <w:t xml:space="preserve">Reviewable Build Pattern</w:t>
+      </w:r>
+    </w:p>
+    <w:p>
+      <w:pPr>
+        <w:numPr>
+          <w:ilvl w:val="0"/>
+          <w:numId w:val="1"/>
+        </w:numPr>
+      </w:pPr>
+      <w:r>
+        <w:rPr/>
+        <w:t xml:space="preserve">For each customer-facing artifact, document the problem, process, output, validation, limitations, and role relevance.</w:t>
+      </w:r>
+    </w:p>
+    <w:p>
+      <w:pPr>
+        <w:numPr>
+          <w:ilvl w:val="0"/>
+          <w:numId w:val="1"/>
+        </w:numPr>
+      </w:pPr>
+      <w:r>
+        <w:rPr/>
+        <w:t xml:space="preserve">Use Codex-style workflows to prototype, inspect, refactor, test, and document product changes.</w:t>
+      </w:r>
+    </w:p>
+    <w:p>
+      <w:pPr>
+        <w:numPr>
+          <w:ilvl w:val="0"/>
+          <w:numId w:val="1"/>
+        </w:numPr>
+      </w:pPr>
+      <w:r>
+        <w:rPr/>
+        <w:t xml:space="preserve">Identify what AI accelerated, what Jonathan owned, what evidence was checked, and what limitation remains.</w:t>
+      </w:r>
+    </w:p>
+    <w:p>
+      <w:pPr>
+        <w:numPr>
+          <w:ilvl w:val="0"/>
+          <w:numId w:val="1"/>
+        </w:numPr>
+      </w:pPr>
+      <w:r>
+        <w:rPr/>
+        <w:t xml:space="preserve">Treat the prototype plus reasoning, constraints, testing, and customer story as the actual signal.</w:t>
+      </w:r>
+    </w:p>
+    <w:p/>
     <w:p/>
     <w:p>
       <w:pPr>

--- a/public/documents/openai-2026-06-02/02_AI_Success_Engineer_US_Remote/Jonathan_Yu_AI_Success_Engineer_30_60_90_Plan.docx
+++ b/public/documents/openai-2026-06-02/02_AI_Success_Engineer_US_Remote/Jonathan_Yu_AI_Success_Engineer_30_60_90_Plan.docx
@@ -1,11 +1,11 @@
 
 <file path=word/document.xml><?xml version="1.0" encoding="utf-8"?>
 <w:document xmlns:w="http://schemas.openxmlformats.org/wordprocessingml/2006/main">
-  <w:background w:color="F8F4EA"/>
+  <w:background w:color="FBF9F0"/>
   <w:body>
     <w:p>
       <w:pPr>
-        <w:shd w:val="clear" w:color="auto" w:fill="05313B"/>
+        <w:shd w:val="clear" w:color="auto" w:fill="042830"/>
         <w:spacing w:after="120"/>
       </w:pPr>
       <w:r>
@@ -15,7 +15,7 @@
           <w:sz w:val="17"/>
           <w:szCs w:val="17"/>
         </w:rPr>
-        <w:t xml:space="preserve">JONATHAN YU | OPENAI APPLICATION PACKET | 30-60-90 PLAN</w:t>
+        <w:t xml:space="preserve">JONATHAN YU | 30-60-90 PLAN | OPENAI APPLICATION PACKET</w:t>
       </w:r>
     </w:p>
     <w:p>
@@ -28,7 +28,7 @@
           <w:sz w:val="16"/>
           <w:szCs w:val="16"/>
         </w:rPr>
-        <w:t xml:space="preserve">Las Vegas, NV | JonYu3@gmail.com | 617.637.0668 | SipStudies.com | Sipopedia.com</w:t>
+        <w:t xml:space="preserve">Reviewed June 12, 2026 | Las Vegas, NV | JonYu3@gmail.com | 617.637.0668 | SipStudies.com | Sipopedia.com</w:t>
       </w:r>
     </w:p>
     <w:p>
@@ -83,15 +83,49 @@
       <w:pPr/>
       <w:r>
         <w:rPr/>
-        <w:t xml:space="preserve">Customer adoption roadmaps, technical readiness, account health, KPI baselines, enablement, expansion signals, human-owned build process, workflow prototyping, and validated customer artifacts.</w:t>
-      </w:r>
-    </w:p>
-    <w:p/>
-    <w:p>
-      <w:pPr/>
-      <w:r>
-        <w:rPr/>
-        <w:t xml:space="preserve">The first 90 days should prove three things: fast product fluency, useful customer or learner empathy, and one repeatable operating asset that improves adoption beyond a single account or course.</w:t>
+        <w:t xml:space="preserve">Post-sales technical relationship ownership, account health, adoption velocity, workflow mapping, technical readiness, OpenAI product fluency, KPI baselines, value-realization reporting, and reusable customer enablement assets.</w:t>
+      </w:r>
+    </w:p>
+    <w:p/>
+    <w:p>
+      <w:pPr/>
+      <w:r>
+        <w:rPr/>
+        <w:t xml:space="preserve">The first 90 days should prove fast OpenAI product fluency, credible post-sales customer ownership, and one reusable adoption asset that improves account health beyond a single engagement.</w:t>
+      </w:r>
+    </w:p>
+    <w:p/>
+    <w:p>
+      <w:pPr>
+        <w:pStyle w:val="Heading1"/>
+      </w:pPr>
+      <w:r>
+        <w:rPr/>
+        <w:t xml:space="preserve">Role Signals I Am Planning Around</w:t>
+      </w:r>
+    </w:p>
+    <w:p>
+      <w:pPr>
+        <w:numPr>
+          <w:ilvl w:val="0"/>
+          <w:numId w:val="1"/>
+        </w:numPr>
+      </w:pPr>
+      <w:r>
+        <w:rPr/>
+        <w:t xml:space="preserve">OpenAI describes this role as the primary post-sales point of contact for important customers.</w:t>
+      </w:r>
+    </w:p>
+    <w:p>
+      <w:pPr>
+        <w:numPr>
+          <w:ilvl w:val="0"/>
+          <w:numId w:val="1"/>
+        </w:numPr>
+      </w:pPr>
+      <w:r>
+        <w:rPr/>
+        <w:t xml:space="preserve">The posting emphasizes technical relationship ownership, account health, adoption velocity, workflow mapping, configuration, OpenAI product fluency, KPI definition, value realization, and customer enablement.</w:t>
       </w:r>
     </w:p>
     <w:p/>
@@ -299,7 +333,7 @@
       </w:pPr>
       <w:r>
         <w:rPr/>
-        <w:t xml:space="preserve">I have shipped at least one artifact the team can reuse: a demo, template, pathway, checklist, playbook, messaging matrix, or account plan.</w:t>
+        <w:t xml:space="preserve">I have shipped at least one artifact the team can reuse: use-case intake, readiness checklist, account-health view, workshop plan, value-realization report, or customer enablement playbook.</w:t>
       </w:r>
     </w:p>
     <w:p>
@@ -333,7 +367,7 @@
       </w:pPr>
       <w:r>
         <w:rPr/>
-        <w:t xml:space="preserve">Reviewable Build Pattern</w:t>
+        <w:t xml:space="preserve">Human-Owned Build Pattern</w:t>
       </w:r>
     </w:p>
     <w:p>
@@ -357,49 +391,49 @@
       </w:pPr>
       <w:r>
         <w:rPr/>
-        <w:t xml:space="preserve">Use Codex-style workflows to prototype, inspect, refactor, test, and document product changes.</w:t>
-      </w:r>
-    </w:p>
-    <w:p>
-      <w:pPr>
-        <w:numPr>
-          <w:ilvl w:val="0"/>
-          <w:numId w:val="1"/>
-        </w:numPr>
-      </w:pPr>
-      <w:r>
-        <w:rPr/>
-        <w:t xml:space="preserve">Identify what AI accelerated, what Jonathan owned, what evidence was checked, and what limitation remains.</w:t>
-      </w:r>
-    </w:p>
-    <w:p>
-      <w:pPr>
-        <w:numPr>
-          <w:ilvl w:val="0"/>
-          <w:numId w:val="1"/>
-        </w:numPr>
-      </w:pPr>
-      <w:r>
-        <w:rPr/>
-        <w:t xml:space="preserve">Treat the prototype plus reasoning, constraints, testing, and customer story as the actual signal.</w:t>
-      </w:r>
-    </w:p>
-    <w:p/>
-    <w:p/>
-    <w:p>
-      <w:pPr>
-        <w:pStyle w:val="Heading1"/>
-      </w:pPr>
-      <w:r>
-        <w:rPr/>
-        <w:t xml:space="preserve">Source Posting</w:t>
-      </w:r>
-    </w:p>
-    <w:p>
-      <w:pPr/>
-      <w:r>
-        <w:rPr/>
-        <w:t xml:space="preserve">https://openai.com/careers/ai-success-engineer-us-remote-remote-us/</w:t>
+        <w:t xml:space="preserve">Use Codex-style workflows to prototype, inspect, refactor, test, and document product or enablement changes.</w:t>
+      </w:r>
+    </w:p>
+    <w:p>
+      <w:pPr>
+        <w:numPr>
+          <w:ilvl w:val="0"/>
+          <w:numId w:val="1"/>
+        </w:numPr>
+      </w:pPr>
+      <w:r>
+        <w:rPr/>
+        <w:t xml:space="preserve">Make the human-owned build process explicit: what AI accelerated, what Jonathan owned, what evidence was checked, and what limitation remains.</w:t>
+      </w:r>
+    </w:p>
+    <w:p>
+      <w:pPr>
+        <w:numPr>
+          <w:ilvl w:val="0"/>
+          <w:numId w:val="1"/>
+        </w:numPr>
+      </w:pPr>
+      <w:r>
+        <w:rPr/>
+        <w:t xml:space="preserve">Treat the artifact plus reasoning, constraints, testing, and customer story as the actual signal.</w:t>
+      </w:r>
+    </w:p>
+    <w:p/>
+    <w:p/>
+    <w:p>
+      <w:pPr>
+        <w:pStyle w:val="Heading1"/>
+      </w:pPr>
+      <w:r>
+        <w:rPr/>
+        <w:t xml:space="preserve">Source Posting Reviewed</w:t>
+      </w:r>
+    </w:p>
+    <w:p>
+      <w:pPr/>
+      <w:r>
+        <w:rPr/>
+        <w:t xml:space="preserve">Reviewed June 12, 2026: https://openai.com/careers/ai-success-engineer-us-remote-remote-us/</w:t>
       </w:r>
     </w:p>
     <w:p/>
@@ -433,6 +467,9 @@
 <w:styles xmlns:w="http://schemas.openxmlformats.org/wordprocessingml/2006/main">
   <w:style w:type="paragraph" w:default="1" w:styleId="Normal">
     <w:name w:val="Normal"/>
+    <w:pPr>
+      <w:spacing w:after="80" w:line="276" w:lineRule="auto"/>
+    </w:pPr>
     <w:rPr>
       <w:rFonts w:ascii="Aptos" w:hAnsi="Aptos"/>
       <w:color w:val="14252B"/>
@@ -448,8 +485,8 @@
     </w:pPr>
     <w:rPr>
       <w:b/>
-      <w:color w:val="05313B"/>
-      <w:sz w:val="36"/>
+      <w:color w:val="042830"/>
+      <w:sz w:val="34"/>
     </w:rPr>
   </w:style>
   <w:style w:type="paragraph" w:styleId="Heading1">
@@ -469,7 +506,7 @@
     <w:name w:val="Heading 2"/>
     <w:rPr>
       <w:b/>
-      <w:color w:val="05313B"/>
+      <w:color w:val="042830"/>
       <w:sz w:val="22"/>
     </w:rPr>
   </w:style>
